--- a/BUT2/Stage/Lettre de motivation.docx
+++ b/BUT2/Stage/Lettre de motivation.docx
@@ -11,14 +11,16 @@
           <w:color w:val="606060"/>
           <w:sz w:val="20"/>
           <w:szCs w:val="20"/>
-        </w:rPr>
-      </w:pPr>
-      <w:r>
-        <w:rPr>
-          <w:rFonts w:ascii="Arial" w:hAnsi="Arial" w:cs="Arial"/>
-          <w:color w:val="606060"/>
-          <w:sz w:val="20"/>
-          <w:szCs w:val="20"/>
+          <w:lang w:val="en-GB"/>
+        </w:rPr>
+      </w:pPr>
+      <w:r>
+        <w:rPr>
+          <w:rFonts w:ascii="Arial" w:hAnsi="Arial" w:cs="Arial"/>
+          <w:color w:val="606060"/>
+          <w:sz w:val="20"/>
+          <w:szCs w:val="20"/>
+          <w:lang w:val="en-GB"/>
         </w:rPr>
         <w:t>Dorian BUCCHIOTTY</w:t>
       </w:r>
@@ -32,28 +34,29 @@
           <w:color w:val="606060"/>
           <w:sz w:val="20"/>
           <w:szCs w:val="20"/>
-        </w:rPr>
-      </w:pPr>
-      <w:r>
-        <w:rPr>
-          <w:rFonts w:ascii="Arial" w:hAnsi="Arial" w:cs="Arial"/>
-          <w:color w:val="606060"/>
-          <w:sz w:val="20"/>
-          <w:szCs w:val="20"/>
+          <w:lang w:val="en-GB"/>
+        </w:rPr>
+      </w:pPr>
+      <w:r>
+        <w:rPr>
+          <w:rFonts w:ascii="Arial" w:hAnsi="Arial" w:cs="Arial"/>
+          <w:color w:val="606060"/>
+          <w:sz w:val="20"/>
+          <w:szCs w:val="20"/>
+          <w:lang w:val="en-GB"/>
         </w:rPr>
         <w:t xml:space="preserve">57530 / </w:t>
       </w:r>
-      <w:proofErr w:type="spellStart"/>
-      <w:r>
-        <w:rPr>
-          <w:rFonts w:ascii="Arial" w:hAnsi="Arial" w:cs="Arial"/>
-          <w:color w:val="606060"/>
-          <w:sz w:val="20"/>
-          <w:szCs w:val="20"/>
-        </w:rPr>
-        <w:t>Landonvillers</w:t>
-      </w:r>
-      <w:proofErr w:type="spellEnd"/>
+      <w:r>
+        <w:rPr>
+          <w:rFonts w:ascii="Arial" w:hAnsi="Arial" w:cs="Arial"/>
+          <w:color w:val="606060"/>
+          <w:sz w:val="20"/>
+          <w:szCs w:val="20"/>
+          <w:lang w:val="en-GB"/>
+        </w:rPr>
+        <w:t>Landonvillers (Courcelles-Chaussy)</w:t>
+      </w:r>
     </w:p>
     <w:p>
       <w:pPr>
@@ -64,6 +67,7 @@
           <w:color w:val="606060"/>
           <w:sz w:val="20"/>
           <w:szCs w:val="20"/>
+          <w:lang w:val="en-GB"/>
         </w:rPr>
       </w:pPr>
       <w:hyperlink r:id="rId4" w:history="1">
@@ -73,6 +77,7 @@
             <w:rFonts w:ascii="Arial" w:hAnsi="Arial" w:cs="Arial"/>
             <w:sz w:val="20"/>
             <w:szCs w:val="20"/>
+            <w:lang w:val="en-GB"/>
           </w:rPr>
           <w:t>bucchiottydorian@gmail.com</w:t>
         </w:r>
@@ -118,7 +123,7 @@
           <w:sz w:val="20"/>
           <w:szCs w:val="20"/>
         </w:rPr>
-        <w:t>Destinataire (nom, prénom, raison sociale)</w:t>
+        <w:t>Arcelormittal Maizières Research</w:t>
       </w:r>
     </w:p>
     <w:p>
@@ -140,7 +145,7 @@
           <w:sz w:val="20"/>
           <w:szCs w:val="20"/>
         </w:rPr>
-        <w:t>Adresse</w:t>
+        <w:t>Voie Romaine</w:t>
       </w:r>
     </w:p>
     <w:p>
@@ -162,7 +167,43 @@
           <w:sz w:val="20"/>
           <w:szCs w:val="20"/>
         </w:rPr>
-        <w:t>Code postal / Ville </w:t>
+        <w:t>57</w:t>
+      </w:r>
+      <w:r>
+        <w:rPr>
+          <w:rFonts w:ascii="Arial" w:hAnsi="Arial" w:cs="Arial"/>
+          <w:color w:val="606060"/>
+          <w:sz w:val="20"/>
+          <w:szCs w:val="20"/>
+        </w:rPr>
+        <w:t xml:space="preserve">280 </w:t>
+      </w:r>
+      <w:r>
+        <w:rPr>
+          <w:rFonts w:ascii="Arial" w:hAnsi="Arial" w:cs="Arial"/>
+          <w:color w:val="606060"/>
+          <w:sz w:val="20"/>
+          <w:szCs w:val="20"/>
+        </w:rPr>
+        <w:t xml:space="preserve"> Maizières l</w:t>
+      </w:r>
+      <w:r>
+        <w:rPr>
+          <w:rFonts w:ascii="Arial" w:hAnsi="Arial" w:cs="Arial"/>
+          <w:color w:val="606060"/>
+          <w:sz w:val="20"/>
+          <w:szCs w:val="20"/>
+        </w:rPr>
+        <w:t xml:space="preserve">es </w:t>
+      </w:r>
+      <w:r>
+        <w:rPr>
+          <w:rFonts w:ascii="Arial" w:hAnsi="Arial" w:cs="Arial"/>
+          <w:color w:val="606060"/>
+          <w:sz w:val="20"/>
+          <w:szCs w:val="20"/>
+        </w:rPr>
+        <w:t>Metz</w:t>
       </w:r>
     </w:p>
     <w:p>
@@ -177,6 +218,18 @@
           <w:szCs w:val="20"/>
         </w:rPr>
       </w:pPr>
+    </w:p>
+    <w:p>
+      <w:pPr>
+        <w:pStyle w:val="NormalWeb"/>
+        <w:spacing w:before="240" w:beforeAutospacing="0" w:after="240" w:afterAutospacing="0"/>
+        <w:rPr>
+          <w:rFonts w:ascii="Arial" w:hAnsi="Arial" w:cs="Arial"/>
+          <w:color w:val="606060"/>
+          <w:sz w:val="20"/>
+          <w:szCs w:val="20"/>
+        </w:rPr>
+      </w:pPr>
       <w:r>
         <w:rPr>
           <w:rFonts w:ascii="Arial" w:hAnsi="Arial" w:cs="Arial"/>
@@ -235,7 +288,14 @@
           <w:rFonts w:ascii="Arial" w:hAnsi="Arial" w:cs="Arial"/>
           <w:color w:val="606060"/>
         </w:rPr>
-        <w:t>Je suis actuellement étudiant en 2</w:t>
+        <w:t xml:space="preserve">Etant </w:t>
+      </w:r>
+      <w:r>
+        <w:rPr>
+          <w:rFonts w:ascii="Arial" w:hAnsi="Arial" w:cs="Arial"/>
+          <w:color w:val="606060"/>
+        </w:rPr>
+        <w:t>étudiant en 2</w:t>
       </w:r>
       <w:r>
         <w:rPr>
@@ -266,21 +326,14 @@
           <w:rFonts w:ascii="Arial" w:hAnsi="Arial" w:cs="Arial"/>
           <w:color w:val="606060"/>
         </w:rPr>
-        <w:t xml:space="preserve"> à Metz</w:t>
-      </w:r>
-      <w:r>
-        <w:rPr>
-          <w:rFonts w:ascii="Arial" w:hAnsi="Arial" w:cs="Arial"/>
-          <w:color w:val="606060"/>
-        </w:rPr>
-        <w:t xml:space="preserve">, je suis à la recherche d’un stage pratique intégré dans ma formation pour une durée de </w:t>
-      </w:r>
-      <w:r>
-        <w:rPr>
-          <w:rFonts w:ascii="Arial" w:hAnsi="Arial" w:cs="Arial"/>
-          <w:color w:val="606060"/>
-        </w:rPr>
-        <w:t>8 semaine</w:t>
+        <w:t> !</w:t>
+      </w:r>
+      <w:r>
+        <w:rPr>
+          <w:rFonts w:ascii="Arial" w:hAnsi="Arial" w:cs="Arial"/>
+          <w:color w:val="606060"/>
+        </w:rPr>
+        <w:t xml:space="preserve"> à Metz, je suis à la recherche d’un stage pratique intégré dans ma formation pour une durée de 8 semaine</w:t>
       </w:r>
       <w:r>
         <w:rPr>
@@ -353,7 +406,7 @@
           <w:rFonts w:ascii="Arial" w:hAnsi="Arial" w:cs="Arial"/>
           <w:color w:val="606060"/>
         </w:rPr>
-        <w:t xml:space="preserve"> de développeur</w:t>
+        <w:t xml:space="preserve"> d’informaticien dans le domaine du développement</w:t>
       </w:r>
       <w:r>
         <w:rPr>
@@ -395,14 +448,7 @@
           <w:rFonts w:ascii="Arial" w:hAnsi="Arial" w:cs="Arial"/>
           <w:color w:val="606060"/>
         </w:rPr>
-        <w:t xml:space="preserve"> et p</w:t>
-      </w:r>
-      <w:r>
-        <w:rPr>
-          <w:rFonts w:ascii="Arial" w:hAnsi="Arial" w:cs="Arial"/>
-          <w:color w:val="606060"/>
-        </w:rPr>
-        <w:t>olyvalent</w:t>
+        <w:t xml:space="preserve"> et polyvalent</w:t>
       </w:r>
       <w:r>
         <w:rPr>
@@ -423,7 +469,21 @@
           <w:rFonts w:ascii="Arial" w:hAnsi="Arial" w:cs="Arial"/>
           <w:color w:val="606060"/>
         </w:rPr>
-        <w:t xml:space="preserve"> indispensables à la réussite d’un stage.</w:t>
+        <w:t> !</w:t>
+      </w:r>
+      <w:r>
+        <w:rPr>
+          <w:rFonts w:ascii="Arial" w:hAnsi="Arial" w:cs="Arial"/>
+          <w:color w:val="606060"/>
+        </w:rPr>
+        <w:t>indispensables</w:t>
+      </w:r>
+      <w:r>
+        <w:rPr>
+          <w:rFonts w:ascii="Arial" w:hAnsi="Arial" w:cs="Arial"/>
+          <w:color w:val="606060"/>
+        </w:rPr>
+        <w:t xml:space="preserve"> à la réussite d’un stage.</w:t>
       </w:r>
     </w:p>
     <w:p>
@@ -440,52 +500,42 @@
           <w:rFonts w:ascii="Arial" w:hAnsi="Arial" w:cs="Arial"/>
           <w:color w:val="606060"/>
         </w:rPr>
-        <w:t>&lt;</w:t>
-      </w:r>
-      <w:r>
-        <w:rPr>
-          <w:rFonts w:ascii="Arial" w:hAnsi="Arial" w:cs="Arial"/>
-          <w:color w:val="606060"/>
-        </w:rPr>
-        <w:t>La renommée de votre</w:t>
-      </w:r>
-      <w:r>
-        <w:rPr>
-          <w:rFonts w:ascii="Arial" w:hAnsi="Arial" w:cs="Arial"/>
-          <w:color w:val="606060"/>
-        </w:rPr>
-        <w:t xml:space="preserve"> entreprise dans le secteur industriel </w:t>
-      </w:r>
-      <w:r>
-        <w:rPr>
-          <w:rFonts w:ascii="Arial" w:hAnsi="Arial" w:cs="Arial"/>
-          <w:color w:val="606060"/>
-        </w:rPr>
-        <w:t>a attiré mon attention&gt;</w:t>
-      </w:r>
-    </w:p>
-    <w:p>
-      <w:pPr>
-        <w:pStyle w:val="NormalWeb"/>
-        <w:spacing w:before="240" w:beforeAutospacing="0" w:after="240" w:afterAutospacing="0" w:line="390" w:lineRule="atLeast"/>
-        <w:rPr>
-          <w:rFonts w:ascii="Arial" w:hAnsi="Arial" w:cs="Arial"/>
-          <w:color w:val="606060"/>
-        </w:rPr>
-      </w:pPr>
-      <w:r>
-        <w:rPr>
-          <w:rFonts w:ascii="Arial" w:hAnsi="Arial" w:cs="Arial"/>
-          <w:color w:val="606060"/>
-        </w:rPr>
-        <w:t>&lt;</w:t>
-      </w:r>
-      <w:r>
-        <w:rPr>
-          <w:rFonts w:ascii="Arial" w:hAnsi="Arial" w:cs="Arial"/>
-          <w:color w:val="606060"/>
-        </w:rPr>
-        <w:t xml:space="preserve"> </w:t>
+        <w:t>Pendant mon cursus j’ai pu étudier votre entreprise et découvrir vo</w:t>
+      </w:r>
+      <w:r>
+        <w:rPr>
+          <w:rFonts w:ascii="Arial" w:hAnsi="Arial" w:cs="Arial"/>
+          <w:color w:val="606060"/>
+        </w:rPr>
+        <w:t xml:space="preserve">s services </w:t>
+      </w:r>
+      <w:r>
+        <w:rPr>
+          <w:rFonts w:ascii="Arial" w:hAnsi="Arial" w:cs="Arial"/>
+          <w:color w:val="606060"/>
+        </w:rPr>
+        <w:t>informatique</w:t>
+      </w:r>
+      <w:r>
+        <w:rPr>
+          <w:rFonts w:ascii="Arial" w:hAnsi="Arial" w:cs="Arial"/>
+          <w:color w:val="606060"/>
+        </w:rPr>
+        <w:t>s</w:t>
+      </w:r>
+      <w:r>
+        <w:rPr>
+          <w:rFonts w:ascii="Arial" w:hAnsi="Arial" w:cs="Arial"/>
+          <w:color w:val="606060"/>
+        </w:rPr>
+        <w:t> :</w:t>
+      </w:r>
+      <w:r>
+        <w:rPr>
+          <w:rFonts w:ascii="Arial" w:hAnsi="Arial" w:cs="Arial"/>
+          <w:color w:val="606060"/>
+        </w:rPr>
+        <w:t> </w:t>
       </w:r>
       <w:proofErr w:type="gramStart"/>
       <w:r>
@@ -493,7 +543,21 @@
           <w:rFonts w:ascii="Arial" w:hAnsi="Arial" w:cs="Arial"/>
           <w:color w:val="606060"/>
         </w:rPr>
-        <w:t>votre</w:t>
+        <w:t>!</w:t>
+      </w:r>
+      <w:r>
+        <w:rPr>
+          <w:rFonts w:ascii="Arial" w:hAnsi="Arial" w:cs="Arial"/>
+          <w:color w:val="606060"/>
+        </w:rPr>
+        <w:t>U</w:t>
+      </w:r>
+      <w:r>
+        <w:rPr>
+          <w:rFonts w:ascii="Arial" w:hAnsi="Arial" w:cs="Arial"/>
+          <w:color w:val="606060"/>
+        </w:rPr>
+        <w:t>n</w:t>
       </w:r>
       <w:proofErr w:type="gramEnd"/>
       <w:r>
@@ -501,129 +565,21 @@
           <w:rFonts w:ascii="Arial" w:hAnsi="Arial" w:cs="Arial"/>
           <w:color w:val="606060"/>
         </w:rPr>
-        <w:t xml:space="preserve"> application dans l’informatique</w:t>
-      </w:r>
-      <w:r>
-        <w:rPr>
-          <w:rFonts w:ascii="Arial" w:hAnsi="Arial" w:cs="Arial"/>
-          <w:color w:val="606060"/>
-        </w:rPr>
-        <w:t xml:space="preserve"> &gt;</w:t>
-      </w:r>
-    </w:p>
-    <w:p>
-      <w:pPr>
-        <w:pStyle w:val="NormalWeb"/>
-        <w:spacing w:before="240" w:beforeAutospacing="0" w:after="240" w:afterAutospacing="0" w:line="390" w:lineRule="atLeast"/>
-        <w:rPr>
-          <w:rFonts w:ascii="Arial" w:hAnsi="Arial" w:cs="Arial"/>
-          <w:color w:val="606060"/>
-        </w:rPr>
-      </w:pPr>
-      <w:r>
-        <w:rPr>
-          <w:rFonts w:ascii="Arial" w:hAnsi="Arial" w:cs="Arial"/>
-          <w:color w:val="606060"/>
-        </w:rPr>
-        <w:t xml:space="preserve"> Pendant mon cursus j’ai pu étudier votre entreprise et découvrir vo</w:t>
-      </w:r>
-      <w:r>
-        <w:rPr>
-          <w:rFonts w:ascii="Arial" w:hAnsi="Arial" w:cs="Arial"/>
-          <w:color w:val="606060"/>
-        </w:rPr>
-        <w:t xml:space="preserve">s services </w:t>
-      </w:r>
-      <w:r>
-        <w:rPr>
-          <w:rFonts w:ascii="Arial" w:hAnsi="Arial" w:cs="Arial"/>
-          <w:color w:val="606060"/>
-        </w:rPr>
-        <w:t>informatique</w:t>
-      </w:r>
-      <w:r>
-        <w:rPr>
-          <w:rFonts w:ascii="Arial" w:hAnsi="Arial" w:cs="Arial"/>
-          <w:color w:val="606060"/>
-        </w:rPr>
-        <w:t>s</w:t>
-      </w:r>
-      <w:r>
-        <w:rPr>
-          <w:rFonts w:ascii="Arial" w:hAnsi="Arial" w:cs="Arial"/>
-          <w:color w:val="606060"/>
-        </w:rPr>
-        <w:t> :</w:t>
-      </w:r>
-      <w:r>
-        <w:rPr>
-          <w:rFonts w:ascii="Arial" w:hAnsi="Arial" w:cs="Arial"/>
-          <w:color w:val="606060"/>
-        </w:rPr>
-        <w:t xml:space="preserve"> </w:t>
-      </w:r>
-      <w:r>
-        <w:rPr>
-          <w:rFonts w:ascii="Arial" w:hAnsi="Arial" w:cs="Arial"/>
-          <w:color w:val="606060"/>
-        </w:rPr>
-        <w:t>U</w:t>
-      </w:r>
-      <w:r>
-        <w:rPr>
-          <w:rFonts w:ascii="Arial" w:hAnsi="Arial" w:cs="Arial"/>
-          <w:color w:val="606060"/>
-        </w:rPr>
-        <w:t>n stage aux côtés de vos équipes serait l’occasion rêvée de mettre en pratique les notions étudiées pendant ma formation</w:t>
-      </w:r>
-      <w:r>
-        <w:rPr>
-          <w:rFonts w:ascii="Arial" w:hAnsi="Arial" w:cs="Arial"/>
-          <w:color w:val="606060"/>
-        </w:rPr>
-        <w:t> </w:t>
-      </w:r>
-      <w:r>
-        <w:rPr>
-          <w:rFonts w:ascii="Arial" w:hAnsi="Arial" w:cs="Arial"/>
-          <w:color w:val="606060"/>
-        </w:rPr>
-        <w:t>e</w:t>
-      </w:r>
-      <w:r>
-        <w:rPr>
-          <w:rFonts w:ascii="Arial" w:hAnsi="Arial" w:cs="Arial"/>
-          <w:color w:val="606060"/>
-        </w:rPr>
-        <w:t>t de</w:t>
-      </w:r>
-      <w:r>
-        <w:rPr>
-          <w:rFonts w:ascii="Arial" w:hAnsi="Arial" w:cs="Arial"/>
-          <w:color w:val="606060"/>
-        </w:rPr>
-        <w:t xml:space="preserve"> contribué au </w:t>
-      </w:r>
-      <w:r>
-        <w:rPr>
-          <w:rFonts w:ascii="Arial" w:hAnsi="Arial" w:cs="Arial"/>
-          <w:color w:val="606060"/>
-        </w:rPr>
-        <w:t>développement</w:t>
-      </w:r>
-      <w:r>
-        <w:rPr>
-          <w:rFonts w:ascii="Arial" w:hAnsi="Arial" w:cs="Arial"/>
-          <w:color w:val="606060"/>
-        </w:rPr>
-        <w:t xml:space="preserve"> de</w:t>
-      </w:r>
-      <w:r>
-        <w:rPr>
-          <w:rFonts w:ascii="Arial" w:hAnsi="Arial" w:cs="Arial"/>
-          <w:color w:val="606060"/>
-        </w:rPr>
-        <w:t xml:space="preserve"> la qualité du servi</w:t>
+        <w:t xml:space="preserve"> stage aux côtés de vos équipes serait l’occasion</w:t>
+      </w:r>
+      <w:r>
+        <w:rPr>
+          <w:rFonts w:ascii="Arial" w:hAnsi="Arial" w:cs="Arial"/>
+          <w:color w:val="606060"/>
+        </w:rPr>
+        <w:t> !</w:t>
+      </w:r>
+      <w:r>
+        <w:rPr>
+          <w:rFonts w:ascii="Arial" w:hAnsi="Arial" w:cs="Arial"/>
+          <w:color w:val="606060"/>
+        </w:rPr>
+        <w:t>rêvée de mettre en pratique les notions étudiée</w:t>
       </w:r>
       <w:bookmarkStart w:id="0" w:name="_GoBack"/>
       <w:bookmarkEnd w:id="0"/>
@@ -632,7 +588,91 @@
           <w:rFonts w:ascii="Arial" w:hAnsi="Arial" w:cs="Arial"/>
           <w:color w:val="606060"/>
         </w:rPr>
-        <w:t>ce informatique au sein de votre entreprise.</w:t>
+        <w:t>s pendant ma formation</w:t>
+      </w:r>
+      <w:r>
+        <w:rPr>
+          <w:rFonts w:ascii="Arial" w:hAnsi="Arial" w:cs="Arial"/>
+          <w:color w:val="606060"/>
+        </w:rPr>
+        <w:t> </w:t>
+      </w:r>
+      <w:r>
+        <w:rPr>
+          <w:rFonts w:ascii="Arial" w:hAnsi="Arial" w:cs="Arial"/>
+          <w:color w:val="606060"/>
+        </w:rPr>
+        <w:t>e</w:t>
+      </w:r>
+      <w:r>
+        <w:rPr>
+          <w:rFonts w:ascii="Arial" w:hAnsi="Arial" w:cs="Arial"/>
+          <w:color w:val="606060"/>
+        </w:rPr>
+        <w:t>t de</w:t>
+      </w:r>
+      <w:r>
+        <w:rPr>
+          <w:rFonts w:ascii="Arial" w:hAnsi="Arial" w:cs="Arial"/>
+          <w:color w:val="606060"/>
+        </w:rPr>
+        <w:t xml:space="preserve"> contribué au </w:t>
+      </w:r>
+      <w:r>
+        <w:rPr>
+          <w:rFonts w:ascii="Arial" w:hAnsi="Arial" w:cs="Arial"/>
+          <w:color w:val="606060"/>
+        </w:rPr>
+        <w:t>développement</w:t>
+      </w:r>
+      <w:r>
+        <w:rPr>
+          <w:rFonts w:ascii="Arial" w:hAnsi="Arial" w:cs="Arial"/>
+          <w:color w:val="606060"/>
+        </w:rPr>
+        <w:t xml:space="preserve"> de</w:t>
+      </w:r>
+      <w:r>
+        <w:rPr>
+          <w:rFonts w:ascii="Arial" w:hAnsi="Arial" w:cs="Arial"/>
+          <w:color w:val="606060"/>
+        </w:rPr>
+        <w:t xml:space="preserve"> la qualité</w:t>
+      </w:r>
+      <w:r>
+        <w:rPr>
+          <w:rFonts w:ascii="Arial" w:hAnsi="Arial" w:cs="Arial"/>
+          <w:color w:val="606060"/>
+        </w:rPr>
+        <w:t> !</w:t>
+      </w:r>
+      <w:r>
+        <w:rPr>
+          <w:rFonts w:ascii="Arial" w:hAnsi="Arial" w:cs="Arial"/>
+          <w:color w:val="606060"/>
+        </w:rPr>
+        <w:t xml:space="preserve"> des systèmes</w:t>
+      </w:r>
+      <w:r>
+        <w:rPr>
+          <w:rFonts w:ascii="Arial" w:hAnsi="Arial" w:cs="Arial"/>
+          <w:color w:val="606060"/>
+        </w:rPr>
+        <w:t xml:space="preserve"> informatique</w:t>
+      </w:r>
+      <w:r>
+        <w:rPr>
+          <w:rFonts w:ascii="Arial" w:hAnsi="Arial" w:cs="Arial"/>
+          <w:color w:val="606060"/>
+        </w:rPr>
+        <w:t>s</w:t>
+      </w:r>
+      <w:r>
+        <w:rPr>
+          <w:rFonts w:ascii="Arial" w:hAnsi="Arial" w:cs="Arial"/>
+          <w:color w:val="606060"/>
+        </w:rPr>
+        <w:t xml:space="preserve"> au sein de votre entreprise.</w:t>
       </w:r>
       <w:r>
         <w:rPr>
@@ -656,21 +696,79 @@
           <w:rFonts w:ascii="Arial" w:hAnsi="Arial" w:cs="Arial"/>
           <w:color w:val="606060"/>
         </w:rPr>
-        <w:t>&lt;L</w:t>
-      </w:r>
-      <w:r>
-        <w:rPr>
-          <w:rFonts w:ascii="Arial" w:hAnsi="Arial" w:cs="Arial"/>
-          <w:color w:val="606060"/>
-        </w:rPr>
-        <w:t>’activité</w:t>
-      </w:r>
-      <w:r>
-        <w:rPr>
-          <w:rFonts w:ascii="Arial" w:hAnsi="Arial" w:cs="Arial"/>
-          <w:color w:val="606060"/>
-        </w:rPr>
-        <w:t>&gt;</w:t>
+        <w:t>Je reste à votre disposition pour tout complément d’information sur ma candidature ou</w:t>
+      </w:r>
+      <w:r>
+        <w:rPr>
+          <w:rFonts w:ascii="Arial" w:hAnsi="Arial" w:cs="Arial"/>
+          <w:color w:val="606060"/>
+        </w:rPr>
+        <w:t> !</w:t>
+      </w:r>
+      <w:r>
+        <w:rPr>
+          <w:rFonts w:ascii="Arial" w:hAnsi="Arial" w:cs="Arial"/>
+          <w:color w:val="606060"/>
+        </w:rPr>
+        <w:t xml:space="preserve"> </w:t>
+      </w:r>
+      <w:proofErr w:type="gramStart"/>
+      <w:r>
+        <w:rPr>
+          <w:rFonts w:ascii="Arial" w:hAnsi="Arial" w:cs="Arial"/>
+          <w:color w:val="606060"/>
+        </w:rPr>
+        <w:t>le</w:t>
+      </w:r>
+      <w:proofErr w:type="gramEnd"/>
+      <w:r>
+        <w:rPr>
+          <w:rFonts w:ascii="Arial" w:hAnsi="Arial" w:cs="Arial"/>
+          <w:color w:val="606060"/>
+        </w:rPr>
+        <w:t xml:space="preserve"> contenu de ma formation et</w:t>
+      </w:r>
+      <w:r>
+        <w:rPr>
+          <w:rFonts w:ascii="Arial" w:hAnsi="Arial" w:cs="Arial"/>
+          <w:color w:val="606060"/>
+        </w:rPr>
+        <w:t> !</w:t>
+      </w:r>
+      <w:r>
+        <w:rPr>
+          <w:rFonts w:ascii="Arial" w:hAnsi="Arial" w:cs="Arial"/>
+          <w:color w:val="606060"/>
+        </w:rPr>
+        <w:t xml:space="preserve"> je serai également réactif </w:t>
+      </w:r>
+      <w:r>
+        <w:rPr>
+          <w:rFonts w:ascii="Arial" w:hAnsi="Arial" w:cs="Arial"/>
+          <w:color w:val="606060"/>
+        </w:rPr>
+        <w:t>pour toute demande d’entretien</w:t>
+      </w:r>
+      <w:r>
+        <w:rPr>
+          <w:rFonts w:ascii="Arial" w:hAnsi="Arial" w:cs="Arial"/>
+          <w:color w:val="606060"/>
+        </w:rPr>
+        <w:t xml:space="preserve"> </w:t>
+      </w:r>
+      <w:r>
+        <w:rPr>
+          <w:rFonts w:ascii="Arial" w:hAnsi="Arial" w:cs="Arial"/>
+          <w:color w:val="606060"/>
+        </w:rPr>
+        <w:t>téléphonique</w:t>
+      </w:r>
+      <w:r>
+        <w:rPr>
+          <w:rFonts w:ascii="Arial" w:hAnsi="Arial" w:cs="Arial"/>
+          <w:color w:val="606060"/>
+        </w:rPr>
+        <w:t xml:space="preserve"> ou au sein de vos locaux.</w:t>
       </w:r>
     </w:p>
     <w:p>
@@ -687,37 +785,21 @@
           <w:rFonts w:ascii="Arial" w:hAnsi="Arial" w:cs="Arial"/>
           <w:color w:val="606060"/>
         </w:rPr>
-        <w:t>&lt;</w:t>
-      </w:r>
-      <w:proofErr w:type="gramStart"/>
-      <w:r>
-        <w:rPr>
-          <w:rFonts w:ascii="Arial" w:hAnsi="Arial" w:cs="Arial"/>
-          <w:color w:val="606060"/>
-        </w:rPr>
-        <w:t>proposer</w:t>
-      </w:r>
-      <w:proofErr w:type="gramEnd"/>
-      <w:r>
-        <w:rPr>
-          <w:rFonts w:ascii="Arial" w:hAnsi="Arial" w:cs="Arial"/>
-          <w:color w:val="606060"/>
-        </w:rPr>
-        <w:t xml:space="preserve"> à mes futurs employeurs une expérience professionnelle en phase avec mon choix de cursus</w:t>
-      </w:r>
-      <w:r>
-        <w:rPr>
-          <w:rFonts w:ascii="Arial" w:hAnsi="Arial" w:cs="Arial"/>
-          <w:color w:val="606060"/>
-        </w:rPr>
-        <w:t> &gt;</w:t>
-      </w:r>
-      <w:r>
-        <w:rPr>
-          <w:rFonts w:ascii="Arial" w:hAnsi="Arial" w:cs="Arial"/>
-          <w:color w:val="606060"/>
-        </w:rPr>
-        <w:t>.</w:t>
+        <w:t>Dans l’attente d’une réponse de votre part, je vous prie d’agréer Madame, Mon</w:t>
+      </w:r>
+      <w:r>
+        <w:rPr>
+          <w:rFonts w:ascii="Arial" w:hAnsi="Arial" w:cs="Arial"/>
+          <w:color w:val="606060"/>
+        </w:rPr>
+        <w:t>sieur</w:t>
+      </w:r>
+      <w:r>
+        <w:rPr>
+          <w:rFonts w:ascii="Arial" w:hAnsi="Arial" w:cs="Arial"/>
+          <w:color w:val="606060"/>
+        </w:rPr>
+        <w:t xml:space="preserve"> mes sincères salutations.</w:t>
       </w:r>
     </w:p>
     <w:p>
@@ -729,91 +811,15 @@
           <w:color w:val="606060"/>
         </w:rPr>
       </w:pPr>
-    </w:p>
-    <w:p>
-      <w:pPr>
-        <w:pStyle w:val="NormalWeb"/>
-        <w:spacing w:before="240" w:beforeAutospacing="0" w:after="240" w:afterAutospacing="0" w:line="390" w:lineRule="atLeast"/>
-        <w:rPr>
-          <w:rFonts w:ascii="Arial" w:hAnsi="Arial" w:cs="Arial"/>
-          <w:color w:val="606060"/>
-        </w:rPr>
-      </w:pPr>
       <w:r>
         <w:rPr>
           <w:rFonts w:ascii="Arial" w:hAnsi="Arial" w:cs="Arial"/>
           <w:color w:val="606060"/>
         </w:rPr>
         <w:lastRenderedPageBreak/>
-        <w:t>Je reste à votre disposition pour tout complément d’information sur ma candidature ou le contenu de ma formation et je serai également réactif pour toute demande d’entretien, au téléphone ou au sein de vos locaux.</w:t>
-      </w:r>
-    </w:p>
-    <w:p>
-      <w:pPr>
-        <w:pStyle w:val="NormalWeb"/>
-        <w:spacing w:before="240" w:beforeAutospacing="0" w:after="240" w:afterAutospacing="0" w:line="390" w:lineRule="atLeast"/>
-        <w:rPr>
-          <w:rFonts w:ascii="Arial" w:hAnsi="Arial" w:cs="Arial"/>
-          <w:color w:val="606060"/>
-        </w:rPr>
-      </w:pPr>
-      <w:r>
-        <w:rPr>
-          <w:rFonts w:ascii="Arial" w:hAnsi="Arial" w:cs="Arial"/>
-          <w:color w:val="606060"/>
-        </w:rPr>
-        <w:t>Dans l’attente d’une réponse de votre part, je vous prie d’agréer Madame, Mon</w:t>
-      </w:r>
-      <w:r>
-        <w:rPr>
-          <w:rFonts w:ascii="Arial" w:hAnsi="Arial" w:cs="Arial"/>
-          <w:color w:val="606060"/>
-        </w:rPr>
-        <w:t>sieur</w:t>
-      </w:r>
-      <w:r>
-        <w:rPr>
-          <w:rFonts w:ascii="Arial" w:hAnsi="Arial" w:cs="Arial"/>
-          <w:color w:val="606060"/>
-        </w:rPr>
-        <w:t xml:space="preserve"> mes sincères salutations.</w:t>
-      </w:r>
-    </w:p>
-    <w:p>
-      <w:pPr>
-        <w:pStyle w:val="NormalWeb"/>
-        <w:spacing w:before="240" w:beforeAutospacing="0" w:after="240" w:afterAutospacing="0" w:line="390" w:lineRule="atLeast"/>
-        <w:rPr>
-          <w:rFonts w:ascii="Arial" w:hAnsi="Arial" w:cs="Arial"/>
-          <w:color w:val="606060"/>
-        </w:rPr>
-      </w:pPr>
-      <w:r>
-        <w:rPr>
-          <w:rFonts w:ascii="Arial" w:hAnsi="Arial" w:cs="Arial"/>
-          <w:color w:val="606060"/>
-        </w:rPr>
-        <w:t> </w:t>
-      </w:r>
-    </w:p>
-    <w:p>
-      <w:pPr>
-        <w:pStyle w:val="NormalWeb"/>
-        <w:spacing w:before="240" w:beforeAutospacing="0" w:after="240" w:afterAutospacing="0" w:line="390" w:lineRule="atLeast"/>
-        <w:rPr>
-          <w:rFonts w:ascii="Arial" w:hAnsi="Arial" w:cs="Arial"/>
-          <w:color w:val="606060"/>
-        </w:rPr>
-      </w:pPr>
-      <w:r>
-        <w:rPr>
-          <w:rFonts w:ascii="Arial" w:hAnsi="Arial" w:cs="Arial"/>
-          <w:color w:val="606060"/>
-        </w:rPr>
         <w:t>Dorian BUCCHIOTTY</w:t>
       </w:r>
     </w:p>
-    <w:p/>
     <w:sectPr>
       <w:pgSz w:w="11906" w:h="16838"/>
       <w:pgMar w:top="1417" w:right="1417" w:bottom="1417" w:left="1417" w:header="708" w:footer="708" w:gutter="0"/>
@@ -1249,7 +1255,6 @@
     <w:name w:val="Normal (Web)"/>
     <w:basedOn w:val="Normal"/>
     <w:uiPriority w:val="99"/>
-    <w:semiHidden/>
     <w:unhideWhenUsed/>
     <w:rsid w:val="00DB5F1A"/>
     <w:pPr>
